--- a/published/substack/s-hw-1/s-hw-1.docx
+++ b/published/substack/s-hw-1/s-hw-1.docx
@@ -1210,136 +1210,6 @@
     <w:p>
       <w:pPr>
         <w:pStyle w:val="BodyText"/>
-      </w:pPr>
-    </w:p>
-    <w:p>
-      <w:pPr>
-        <w:pStyle w:val="BodyText"/>
-      </w:pPr>
-    </w:p>
-    <w:p>
-      <w:pPr>
-        <w:pStyle w:val="BodyText"/>
-      </w:pPr>
-    </w:p>
-    <w:p>
-      <w:pPr>
-        <w:pStyle w:val="BodyText"/>
-      </w:pPr>
-    </w:p>
-    <w:p>
-      <w:pPr>
-        <w:pStyle w:val="BodyText"/>
-      </w:pPr>
-    </w:p>
-    <w:p>
-      <w:pPr>
-        <w:pStyle w:val="BodyText"/>
-      </w:pPr>
-    </w:p>
-    <w:p>
-      <w:pPr>
-        <w:pStyle w:val="BodyText"/>
-      </w:pPr>
-    </w:p>
-    <w:p>
-      <w:pPr>
-        <w:pStyle w:val="BodyText"/>
-      </w:pPr>
-    </w:p>
-    <w:p>
-      <w:pPr>
-        <w:pStyle w:val="BodyText"/>
-      </w:pPr>
-    </w:p>
-    <w:p>
-      <w:pPr>
-        <w:pStyle w:val="BodyText"/>
-      </w:pPr>
-    </w:p>
-    <w:p>
-      <w:pPr>
-        <w:pStyle w:val="BodyText"/>
-      </w:pPr>
-    </w:p>
-    <w:p>
-      <w:pPr>
-        <w:pStyle w:val="BodyText"/>
-      </w:pPr>
-    </w:p>
-    <w:p>
-      <w:pPr>
-        <w:pStyle w:val="BodyText"/>
-      </w:pPr>
-    </w:p>
-    <w:p>
-      <w:pPr>
-        <w:pStyle w:val="BodyText"/>
-      </w:pPr>
-    </w:p>
-    <w:p>
-      <w:pPr>
-        <w:pStyle w:val="BodyText"/>
-      </w:pPr>
-    </w:p>
-    <w:p>
-      <w:pPr>
-        <w:pStyle w:val="BodyText"/>
-      </w:pPr>
-    </w:p>
-    <w:p>
-      <w:pPr>
-        <w:pStyle w:val="BodyText"/>
-      </w:pPr>
-    </w:p>
-    <w:p>
-      <w:pPr>
-        <w:pStyle w:val="BodyText"/>
-      </w:pPr>
-    </w:p>
-    <w:p>
-      <w:pPr>
-        <w:pStyle w:val="BodyText"/>
-      </w:pPr>
-    </w:p>
-    <w:p>
-      <w:pPr>
-        <w:pStyle w:val="BodyText"/>
-      </w:pPr>
-    </w:p>
-    <w:p>
-      <w:pPr>
-        <w:pStyle w:val="BodyText"/>
-      </w:pPr>
-    </w:p>
-    <w:p>
-      <w:pPr>
-        <w:pStyle w:val="BodyText"/>
-      </w:pPr>
-    </w:p>
-    <w:p>
-      <w:pPr>
-        <w:pStyle w:val="BodyText"/>
-      </w:pPr>
-    </w:p>
-    <w:p>
-      <w:pPr>
-        <w:pStyle w:val="BodyText"/>
-      </w:pPr>
-    </w:p>
-    <w:p>
-      <w:pPr>
-        <w:pStyle w:val="BodyText"/>
-      </w:pPr>
-    </w:p>
-    <w:p>
-      <w:pPr>
-        <w:pStyle w:val="BodyText"/>
-      </w:pPr>
-    </w:p>
-    <w:p>
-      <w:pPr>
-        <w:pStyle w:val="BodyText"/>
         <w:jc w:val="center"/>
         <w:rPr>
           <w:b/>
@@ -1351,6 +1221,7 @@
           <w:b/>
           <w:bCs/>
         </w:rPr>
+        <w:lastRenderedPageBreak/>
         <w:t>References</w:t>
       </w:r>
     </w:p>
@@ -1379,7 +1250,6 @@
         <w:ind w:left="709" w:hanging="720"/>
       </w:pPr>
       <w:r>
-        <w:lastRenderedPageBreak/>
         <w:t xml:space="preserve">Britannica Editors (2016, October 16). intentional fallacy. Encyclopedia Britannica. </w:t>
       </w:r>
       <w:hyperlink r:id="rId9">
